--- a/docx/193.Quản lý danh sách bình luận của cá nhân_SRS_AI_Generated.docx
+++ b/docx/193.Quản lý danh sách bình luận của cá nhân_SRS_AI_Generated.docx
@@ -699,7 +699,7 @@
                 <w:sz w:val="18"/>
                 <w:szCs w:val="18"/>
               </w:rPr>
-              <w:t xml:space="preserve">Mỗi item bình luận gồm các thành phần: (1) Badge trạng thái màu: Đã xuất bản (xanh lá), Đang chờ duyệt (vàng), Bị ẩn (xám); (2) Nội dung bình luận rút gọn – hiển thị tối đa 3 dòng, có nút "Xem thêm" nếu dài hơn; (3) Thông tin bài viết/văn bản liên quan: icon loại nội dung + tên bài viết (có hyperlink đến trang nội dung gốc) + ngày đăng bài gốc; (4) Ngày và giờ bình luận (định dạng "dd/mm/yyyy HH:mm"); (5) Nhóm thao tác: nút "Xem trong ngữ cảnh" (icon mở modal), nút "Sửa" (chỉ hiển thị khi đủ điều kiện – xem điều kiện b), nút "Xóa" (icon thùng rác).</w:t>
+              <w:t xml:space="preserve">Mỗi item bình luận gồm các thành phần: (1) nhãn trạng thái màu: Đã xuất bản (xanh lá), Đang chờ duyệt (vàng), Bị ẩn (xám); (2) Nội dung bình luận rút gọn – hiển thị tối đa 3 dòng, có nút "Xem thêm" nếu dài hơn; (3) Thông tin bài viết/văn bản liên quan: biểu tượng loại nội dung + tên bài viết (có hyperlink đến trang nội dung gốc) + ngày đăng bài gốc; (4) Ngày và giờ bình luận (định dạng "dd/mm/yyyy HH:mm"); (5) Nhóm thao tác: nút "Xem trong ngữ cảnh" (biểu tượng mở hộp thoại), nút "Sửa" (chỉ hiển thị khi đủ điều kiện – xem điều kiện b), nút "Xóa" (biểu tượng thùng rác).</w:t>
             </w:r>
           </w:p>
         </w:tc>
@@ -1308,7 +1308,7 @@
                 <w:sz w:val="18"/>
                 <w:szCs w:val="18"/>
               </w:rPr>
-              <w:t xml:space="preserve">Người dùng nhấn nút "Xem trong ngữ cảnh" tại bình luận. Hệ thống mở modal hiển thị chuỗi thread bình luận tại vị trí bình luận của người dùng: hiển thị bình luận gốc (nếu là bình luận trả lời), bình luận của người dùng được highlight bằng nền màu nổi bật, và các bình luận trả lời bên dưới (nếu có). Có nút "Đến bài viết gốc" để điều hướng ra trang nội dung. Modal có thể đóng bằng nút X hoặc nhấn ra ngoài.</w:t>
+              <w:t xml:space="preserve">Người dùng nhấn nút "Xem trong ngữ cảnh" tại bình luận. Hệ thống mở hộp thoại hiển thị chuỗi thread bình luận tại vị trí bình luận của người dùng: hiển thị bình luận gốc (nếu là bình luận trả lời), bình luận của người dùng được highlight bằng nền màu nổi bật, và các bình luận trả lời bên dưới (nếu có). Có nút "Đến bài viết gốc" để điều hướng ra trang nội dung. hộp thoại có thể đóng bằng nút X hoặc nhấn ra ngoài.</w:t>
             </w:r>
           </w:p>
         </w:tc>
@@ -1393,7 +1393,7 @@
                 <w:sz w:val="18"/>
                 <w:szCs w:val="18"/>
               </w:rPr>
-              <w:t xml:space="preserve">Chỉ hiển thị nút "Sửa" khi bình luận ở trạng thái "Đã xuất bản" VÀ chưa quá 24 giờ kể từ thời điểm đăng. Người dùng nhấn "Sửa": nội dung bình luận trong item chuyển sang ô textarea chỉnh sửa (inline edit, không mở trang mới). Người dùng chỉnh sửa nội dung, nhấn "Lưu thay đổi" để xác nhận hoặc "Hủy" để khôi phục. Sau khi lưu: hệ thống cập nhật nội dung bình luận, hiển thị nhãn "(đã chỉnh sửa)" cạnh thời gian bình luận, bình luận vẫn ở trạng thái "Đã xuất bản" (không cần duyệt lại). Trường hợp nội dung chỉnh sửa rỗng: hiển thị cảnh báo "Nội dung bình luận không được để trống".</w:t>
+              <w:t xml:space="preserve">Chỉ hiển thị nút "Sửa" khi bình luận ở trạng thái "Đã xuất bản" VÀ chưa quá 24 giờ kể từ thời điểm đăng. Người dùng nhấn "Sửa": nội dung bình luận trong item chuyển sang ô textarea chỉnh sửa (chỉnh sửa trực tiếp, không mở trang mới). Người dùng chỉnh sửa nội dung, nhấn "Lưu thay đổi" để xác nhận hoặc "Hủy" để khôi phục. Sau khi lưu: hệ thống cập nhật nội dung bình luận, hiển thị nhãn "(đã chỉnh sửa)" cạnh thời gian bình luận, bình luận vẫn ở trạng thái "Đã xuất bản" (không cần duyệt lại). Trường hợp nội dung chỉnh sửa rỗng: hiển thị cảnh báo "Nội dung bình luận không được để trống".</w:t>
             </w:r>
           </w:p>
         </w:tc>
@@ -1478,7 +1478,7 @@
                 <w:sz w:val="18"/>
                 <w:szCs w:val="18"/>
               </w:rPr>
-              <w:t xml:space="preserve">Người dùng nhấn icon xóa. Hệ thống hiển thị dialog xác nhận: "Bạn có chắc muốn xóa bình luận này? Thao tác này không thể hoàn tác." với 2 nút "Xóa" và "Hủy". Sau khi xác nhận: bình luận bị xóa mềm (soft delete) – không xóa hoàn toàn khỏi CSDL. Tại vị trí bình luận trong trang nội dung gốc, hệ thống thay thế bằng dòng chữ "[Bình luận đã bị xóa]" (không hiển thị nội dung). Bình luận biến mất khỏi danh sách "Bình luận của tôi" sau khi xóa.</w:t>
+              <w:t xml:space="preserve">Người dùng nhấn biểu tượng xóa. Hệ thống hiển thị hộp thoại xác nhận: "Bạn có chắc muốn xóa bình luận này? Thao tác này không thể hoàn tác." với 2 nút "Xóa" và "Hủy". Sau khi xác nhận: bình luận bị xóa mềm (soft delete) – không xóa hoàn toàn khỏi CSDL. Tại vị trí bình luận trong trang nội dung gốc, hệ thống thay thế bằng dòng chữ "[Bình luận đã bị xóa]" (không hiển thị nội dung). Bình luận biến mất khỏi danh sách "Bình luận của tôi" sau khi xóa.</w:t>
             </w:r>
           </w:p>
         </w:tc>
@@ -1537,7 +1537,7 @@
     </w:p>
     <w:p>
       <w:r>
-        <w:t xml:space="preserve">Modal popup xuất hiện khi người dùng nhấn "Xem trong ngữ cảnh" từ trang "Bình luận của tôi". Hiển thị chuỗi thread bình luận liên quan đến bình luận được chọn, giúp người dùng nắm rõ ngữ cảnh thảo luận.</w:t>
+        <w:t xml:space="preserve">hộp thoại popup xuất hiện khi người dùng nhấn "Xem trong ngữ cảnh" từ trang "Bình luận của tôi". Hiển thị chuỗi thread bình luận liên quan đến bình luận được chọn, giúp người dùng nắm rõ ngữ cảnh thảo luận.</w:t>
       </w:r>
     </w:p>
     <w:p>
@@ -2013,7 +2013,7 @@
                 <w:sz w:val="18"/>
                 <w:szCs w:val="18"/>
               </w:rPr>
-              <w:t xml:space="preserve">Bình luận của người dùng được highlight bằng đường viền hoặc nền màu đặc biệt để dễ nhận diện trong chuỗi thread. Hiển thị đầy đủ: avatar, tên hiển thị, nội dung, thời gian đăng, trạng thái.</w:t>
+              <w:t xml:space="preserve">Bình luận của người dùng được highlight bằng đường viền hoặc nền màu đặc biệt để dễ nhận diện trong chuỗi thread. Hiển thị đầy đủ: ảnh đại diện, tên hiển thị, nội dung, thời gian đăng, trạng thái.</w:t>
             </w:r>
           </w:p>
         </w:tc>
@@ -2328,7 +2328,7 @@
                 <w:sz w:val="18"/>
                 <w:szCs w:val="18"/>
               </w:rPr>
-              <w:t xml:space="preserve">Đóng modal và quay lại trang "Bình luận của tôi".</w:t>
+              <w:t xml:space="preserve">Đóng hộp thoại và quay lại trang "Bình luận của tôi".</w:t>
             </w:r>
           </w:p>
         </w:tc>
@@ -2557,7 +2557,7 @@
                 <w:sz w:val="18"/>
                 <w:szCs w:val="18"/>
               </w:rPr>
-              <w:t xml:space="preserve">Người dùng có thể cuộn trong modal để xem toàn bộ nội dung thread nếu có nhiều bình luận. Bình luận của người dùng tự động cuộn vào viewport khi modal mở.</w:t>
+              <w:t xml:space="preserve">Người dùng có thể cuộn trong hộp thoại để xem toàn bộ nội dung thread nếu có nhiều bình luận. Bình luận của người dùng tự động cuộn vào viewport khi hộp thoại mở.</w:t>
             </w:r>
           </w:p>
         </w:tc>
@@ -2642,7 +2642,7 @@
                 <w:sz w:val="18"/>
                 <w:szCs w:val="18"/>
               </w:rPr>
-              <w:t xml:space="preserve">Người dùng nhấn "Đến bài viết gốc". Hệ thống đóng modal và mở trang nội dung gốc trong tab hiện tại (hoặc tab mới), tự động anchor đến vị trí bình luận.</w:t>
+              <w:t xml:space="preserve">Người dùng nhấn "Đến bài viết gốc". Hệ thống đóng hộp thoại và mở trang nội dung gốc trong tab hiện tại (hoặc tab mới), tự động anchor đến vị trí bình luận.</w:t>
             </w:r>
           </w:p>
         </w:tc>
